--- a/tugas_kelompok/Laporan/Laporan_ML_Kelompok3Balangan.docx
+++ b/tugas_kelompok/Laporan/Laporan_ML_Kelompok3Balangan.docx
@@ -7716,14 +7716,23 @@
         <w:pStyle w:val="Caption"/>
         <w:keepNext/>
         <w:spacing w:after="0" w:line="22" w:lineRule="atLeast"/>
+        <w:rPr>
+          <w:lang w:val="id-ID"/>
+        </w:rPr>
       </w:pPr>
       <w:r>
+        <w:rPr>
+          <w:lang w:val="id-ID"/>
+        </w:rPr>
         <w:t xml:space="preserve">Tabel </w:t>
       </w:r>
       <w:r>
         <w:fldChar w:fldCharType="begin"/>
       </w:r>
       <w:r>
+        <w:rPr>
+          <w:lang w:val="id-ID"/>
+        </w:rPr>
         <w:instrText xml:space="preserve"> SEQ Tabel \* ARABIC </w:instrText>
       </w:r>
       <w:r>
@@ -7732,6 +7741,7 @@
       <w:r>
         <w:rPr>
           <w:noProof/>
+          <w:lang w:val="id-ID"/>
         </w:rPr>
         <w:t>3</w:t>
       </w:r>
@@ -7739,10 +7749,10 @@
         <w:fldChar w:fldCharType="end"/>
       </w:r>
       <w:r>
-        <w:t xml:space="preserve">. </w:t>
-      </w:r>
-      <w:r>
-        <w:t>Experiment Log – Evaluasi Train-Test Split</w:t>
+        <w:rPr>
+          <w:lang w:val="id-ID"/>
+        </w:rPr>
+        <w:t>. Experiment Log – Evaluasi Train-Test Split</w:t>
       </w:r>
     </w:p>
     <w:tbl>
@@ -10995,10 +11005,7 @@
         <w:jc w:val="both"/>
       </w:pPr>
       <w:r>
-        <w:t>P</w:t>
-      </w:r>
-      <w:r>
-        <w:t>enelitian selanjutnya disarankan untuk menggunakan data dengan rentang waktu yang lebih panjang dan mempertimbangkan proses pembersihan data yang lebih ketat, terutama dalam menangani outlier pada variabel durasi penanganan yang memiliki distribusi sangat miring (</w:t>
+        <w:t>Penelitian selanjutnya disarankan untuk menggunakan data dengan rentang waktu yang lebih panjang dan mempertimbangkan proses pembersihan data yang lebih ketat, terutama dalam menangani outlier pada variabel durasi penanganan yang memiliki distribusi sangat miring (</w:t>
       </w:r>
       <w:r>
         <w:rPr>
@@ -11022,10 +11029,7 @@
         <w:jc w:val="both"/>
       </w:pPr>
       <w:r>
-        <w:t>M</w:t>
-      </w:r>
-      <w:r>
-        <w:t>engingat nilai R-Squared yang diperoleh masih tergolong rendah yakni sebesar 0.34 pada skema Train-Test Split dan 0.33 pada K-Fold Cross Validation, penelitian selanjutnya disarankan untuk mengeksplorasi pendekatan pemodelan yang lebih kompleks. Beberapa alternatif yang dapat dipertimbangkan meliputi penggunaan algoritma ensemble lanjutan seperti LightGBM atau CatBoost, penerapan teknik transformasi target seperti log-transformation untuk menstabilkan distribusi variabel dependen, serta eksplorasi metode seleksi fitur yang lebih sistematis guna meningkatkan kapasitas prediktif model secara keseluruhan.</w:t>
+        <w:t>Mengingat nilai R-Squared yang diperoleh masih tergolong rendah yakni sebesar 0.34 pada skema Train-Test Split dan 0.33 pada K-Fold Cross Validation, penelitian selanjutnya disarankan untuk mengeksplorasi pendekatan pemodelan yang lebih kompleks. Beberapa alternatif yang dapat dipertimbangkan meliputi penggunaan algoritma ensemble lanjutan seperti LightGBM atau CatBoost, penerapan teknik transformasi target seperti log-transformation untuk menstabilkan distribusi variabel dependen, serta eksplorasi metode seleksi fitur yang lebih sistematis guna meningkatkan kapasitas prediktif model secara keseluruhan.</w:t>
       </w:r>
     </w:p>
     <w:p>
@@ -11057,6 +11061,16 @@
           <w14:ligatures w14:val="none"/>
         </w:rPr>
         <w:t xml:space="preserve">Link Youtube: </w:t>
+      </w:r>
+      <w:r>
+        <w:rPr>
+          <w:rFonts w:eastAsia="Arial" w:cs="Times New Roman"/>
+          <w:kern w:val="0"/>
+          <w:szCs w:val="24"/>
+          <w:lang w:eastAsia="id-ID"/>
+          <w14:ligatures w14:val="none"/>
+        </w:rPr>
+        <w:t>https://youtu.be/LgUZlmm_euU</w:t>
       </w:r>
     </w:p>
     <w:p>
@@ -13069,8 +13083,10 @@
   <w:rsids>
     <w:rsidRoot w:val="00151FDE"/>
     <w:rsid w:val="00151FDE"/>
+    <w:rsid w:val="005D5540"/>
     <w:rsid w:val="00CF49FC"/>
     <w:rsid w:val="00DB4759"/>
+    <w:rsid w:val="00F90B6E"/>
   </w:rsids>
   <m:mathPr>
     <m:mathFont m:val="Cambria Math"/>
@@ -13531,22 +13547,6 @@
       <w:color w:val="666666"/>
     </w:rPr>
   </w:style>
-  <w:style w:type="paragraph" w:customStyle="1" w:styleId="F06C33C612E44E72855F4B0AD0539657">
-    <w:name w:val="F06C33C612E44E72855F4B0AD0539657"/>
-    <w:rsid w:val="00151FDE"/>
-  </w:style>
-  <w:style w:type="paragraph" w:customStyle="1" w:styleId="46043EC77C6D47F699AA9D9964650C4F">
-    <w:name w:val="46043EC77C6D47F699AA9D9964650C4F"/>
-    <w:rsid w:val="00151FDE"/>
-  </w:style>
-  <w:style w:type="paragraph" w:customStyle="1" w:styleId="966862E44A0243FD96089EDEA77401DE">
-    <w:name w:val="966862E44A0243FD96089EDEA77401DE"/>
-    <w:rsid w:val="00151FDE"/>
-  </w:style>
-  <w:style w:type="paragraph" w:customStyle="1" w:styleId="849D0B2F023040EE8738A7A72B04D953">
-    <w:name w:val="849D0B2F023040EE8738A7A72B04D953"/>
-    <w:rsid w:val="00151FDE"/>
-  </w:style>
   <w:style w:type="paragraph" w:customStyle="1" w:styleId="CE341D7C8C9540B6B58A93266D75FADA">
     <w:name w:val="CE341D7C8C9540B6B58A93266D75FADA"/>
     <w:rsid w:val="00151FDE"/>
